--- a/606-22-ДемьянцевВВ_Лаб2.docx
+++ b/606-22-ДемьянцевВВ_Лаб2.docx
@@ -4,6 +4,7 @@
   <w:body>
     <w:p>
       <w:pPr>
+        <w:ind w:firstLine="0"/>
         <w:jc w:val="center"/>
         <w:rPr>
           <w:b/>
@@ -21,11 +22,92 @@
           <w:szCs w:val="28"/>
           <w:shd w:val="clear" w:color="auto" w:fill="FFFFFF"/>
         </w:rPr>
-        <w:t>Бюджетное учреждение высшего образования Ханты-Мансийского автономного округа – Югры «Сургутский государственный университет»</w:t>
+        <w:t>Бюджетное учреждение высшего образования Ханты-Мансийского</w:t>
+      </w:r>
+      <w:r>
+        <w:rPr>
+          <w:b/>
+          <w:bCs/>
+          <w:color w:val="000000" w:themeColor="text1"/>
+          <w:szCs w:val="28"/>
+          <w:shd w:val="clear" w:color="auto" w:fill="FFFFFF"/>
+        </w:rPr>
+        <w:t xml:space="preserve"> </w:t>
+      </w:r>
+      <w:r>
+        <w:rPr>
+          <w:b/>
+          <w:bCs/>
+          <w:color w:val="000000" w:themeColor="text1"/>
+          <w:szCs w:val="28"/>
+          <w:shd w:val="clear" w:color="auto" w:fill="FFFFFF"/>
+        </w:rPr>
+        <w:t>автономного округа</w:t>
+      </w:r>
+      <w:r>
+        <w:rPr>
+          <w:b/>
+          <w:bCs/>
+          <w:color w:val="000000" w:themeColor="text1"/>
+          <w:szCs w:val="28"/>
+          <w:shd w:val="clear" w:color="auto" w:fill="FFFFFF"/>
+        </w:rPr>
+        <w:t xml:space="preserve"> </w:t>
+      </w:r>
+      <w:r>
+        <w:rPr>
+          <w:b/>
+          <w:bCs/>
+          <w:color w:val="000000" w:themeColor="text1"/>
+          <w:szCs w:val="28"/>
+          <w:shd w:val="clear" w:color="auto" w:fill="FFFFFF"/>
+        </w:rPr>
+        <w:t>–</w:t>
+      </w:r>
+      <w:r>
+        <w:rPr>
+          <w:b/>
+          <w:bCs/>
+          <w:color w:val="000000" w:themeColor="text1"/>
+          <w:szCs w:val="28"/>
+          <w:shd w:val="clear" w:color="auto" w:fill="FFFFFF"/>
+        </w:rPr>
+        <w:t xml:space="preserve"> </w:t>
+      </w:r>
+      <w:r>
+        <w:rPr>
+          <w:b/>
+          <w:bCs/>
+          <w:color w:val="000000" w:themeColor="text1"/>
+          <w:szCs w:val="28"/>
+          <w:shd w:val="clear" w:color="auto" w:fill="FFFFFF"/>
+        </w:rPr>
+        <w:t>Югры «Сургутский государственный</w:t>
+      </w:r>
+      <w:r>
+        <w:rPr>
+          <w:b/>
+          <w:bCs/>
+          <w:color w:val="000000" w:themeColor="text1"/>
+          <w:szCs w:val="28"/>
+          <w:shd w:val="clear" w:color="auto" w:fill="FFFFFF"/>
+        </w:rPr>
+        <w:t xml:space="preserve"> </w:t>
+      </w:r>
+      <w:r>
+        <w:rPr>
+          <w:b/>
+          <w:bCs/>
+          <w:color w:val="000000" w:themeColor="text1"/>
+          <w:szCs w:val="28"/>
+          <w:shd w:val="clear" w:color="auto" w:fill="FFFFFF"/>
+        </w:rPr>
+        <w:t>университет»</w:t>
       </w:r>
     </w:p>
     <w:p>
       <w:pPr>
+        <w:ind w:firstLine="0"/>
         <w:jc w:val="center"/>
         <w:rPr>
           <w:color w:val="000000" w:themeColor="text1"/>
@@ -36,6 +118,7 @@
     </w:p>
     <w:p>
       <w:pPr>
+        <w:ind w:firstLine="0"/>
         <w:jc w:val="center"/>
         <w:rPr>
           <w:color w:val="000000" w:themeColor="text1"/>
@@ -46,6 +129,7 @@
     </w:p>
     <w:p>
       <w:pPr>
+        <w:ind w:firstLine="0"/>
         <w:jc w:val="center"/>
         <w:rPr>
           <w:color w:val="000000" w:themeColor="text1"/>
@@ -56,6 +140,7 @@
     </w:p>
     <w:p>
       <w:pPr>
+        <w:ind w:firstLine="0"/>
         <w:jc w:val="center"/>
         <w:rPr>
           <w:color w:val="000000" w:themeColor="text1"/>
@@ -74,6 +159,7 @@
     </w:p>
     <w:p>
       <w:pPr>
+        <w:ind w:firstLine="0"/>
         <w:jc w:val="center"/>
         <w:rPr>
           <w:color w:val="000000" w:themeColor="text1"/>
@@ -83,6 +169,7 @@
     </w:p>
     <w:p>
       <w:pPr>
+        <w:ind w:firstLine="0"/>
         <w:jc w:val="center"/>
         <w:rPr>
           <w:color w:val="000000" w:themeColor="text1"/>
@@ -92,6 +179,7 @@
     </w:p>
     <w:p>
       <w:pPr>
+        <w:ind w:firstLine="0"/>
         <w:jc w:val="center"/>
         <w:rPr>
           <w:color w:val="000000" w:themeColor="text1"/>
@@ -101,6 +189,7 @@
     </w:p>
     <w:p>
       <w:pPr>
+        <w:ind w:firstLine="0"/>
         <w:jc w:val="center"/>
         <w:rPr>
           <w:color w:val="000000" w:themeColor="text1"/>
@@ -119,6 +208,7 @@
     </w:p>
     <w:p>
       <w:pPr>
+        <w:ind w:firstLine="0"/>
         <w:jc w:val="center"/>
         <w:rPr>
           <w:color w:val="000000" w:themeColor="text1"/>
@@ -128,6 +218,7 @@
     </w:p>
     <w:p>
       <w:pPr>
+        <w:ind w:firstLine="0"/>
         <w:jc w:val="center"/>
         <w:rPr>
           <w:color w:val="000000" w:themeColor="text1"/>
@@ -137,6 +228,7 @@
     </w:p>
     <w:p>
       <w:pPr>
+        <w:ind w:firstLine="0"/>
         <w:jc w:val="center"/>
         <w:rPr>
           <w:color w:val="000000" w:themeColor="text1"/>
@@ -146,6 +238,7 @@
     </w:p>
     <w:p>
       <w:pPr>
+        <w:ind w:firstLine="0"/>
         <w:jc w:val="center"/>
         <w:rPr>
           <w:color w:val="000000" w:themeColor="text1"/>
@@ -179,6 +272,7 @@
     </w:p>
     <w:p>
       <w:pPr>
+        <w:ind w:firstLine="0"/>
         <w:jc w:val="center"/>
         <w:rPr>
           <w:color w:val="000000" w:themeColor="text1"/>
@@ -189,6 +283,7 @@
     </w:p>
     <w:p>
       <w:pPr>
+        <w:ind w:firstLine="0"/>
         <w:jc w:val="center"/>
         <w:rPr>
           <w:color w:val="000000" w:themeColor="text1"/>
@@ -199,6 +294,7 @@
     </w:p>
     <w:p>
       <w:pPr>
+        <w:ind w:firstLine="0"/>
         <w:jc w:val="center"/>
         <w:rPr>
           <w:color w:val="000000" w:themeColor="text1"/>
@@ -212,6 +308,7 @@
         <w:tabs>
           <w:tab w:val="left" w:pos="5386"/>
         </w:tabs>
+        <w:ind w:firstLine="0"/>
         <w:jc w:val="center"/>
         <w:rPr>
           <w:color w:val="000000" w:themeColor="text1"/>
@@ -233,6 +330,7 @@
         <w:tabs>
           <w:tab w:val="left" w:pos="5386"/>
         </w:tabs>
+        <w:ind w:firstLine="0"/>
         <w:jc w:val="center"/>
         <w:rPr>
           <w:color w:val="000000" w:themeColor="text1"/>
@@ -251,6 +349,7 @@
     </w:p>
     <w:p>
       <w:pPr>
+        <w:ind w:firstLine="0"/>
         <w:jc w:val="center"/>
         <w:rPr>
           <w:color w:val="000000" w:themeColor="text1"/>
@@ -269,6 +368,7 @@
     </w:p>
     <w:p>
       <w:pPr>
+        <w:ind w:firstLine="0"/>
         <w:jc w:val="center"/>
         <w:rPr>
           <w:color w:val="000000" w:themeColor="text1"/>
@@ -279,6 +379,7 @@
     </w:p>
     <w:p>
       <w:pPr>
+        <w:ind w:firstLine="0"/>
         <w:jc w:val="center"/>
         <w:rPr>
           <w:color w:val="000000" w:themeColor="text1"/>
@@ -289,6 +390,7 @@
     </w:p>
     <w:p>
       <w:pPr>
+        <w:ind w:firstLine="0"/>
         <w:jc w:val="center"/>
         <w:rPr>
           <w:color w:val="000000" w:themeColor="text1"/>
@@ -299,6 +401,7 @@
     </w:p>
     <w:p>
       <w:pPr>
+        <w:ind w:firstLine="0"/>
         <w:jc w:val="center"/>
         <w:rPr>
           <w:color w:val="000000" w:themeColor="text1"/>
@@ -309,6 +412,7 @@
     </w:p>
     <w:p>
       <w:pPr>
+        <w:ind w:firstLine="0"/>
         <w:jc w:val="center"/>
         <w:rPr>
           <w:color w:val="000000" w:themeColor="text1"/>
@@ -319,6 +423,7 @@
     </w:p>
     <w:p>
       <w:pPr>
+        <w:ind w:firstLine="0"/>
         <w:jc w:val="center"/>
         <w:rPr>
           <w:color w:val="000000" w:themeColor="text1"/>
@@ -329,11 +434,11 @@
     </w:p>
     <w:p>
       <w:pPr>
+        <w:ind w:firstLine="0"/>
         <w:jc w:val="center"/>
         <w:rPr>
           <w:color w:val="000000" w:themeColor="text1"/>
           <w:szCs w:val="28"/>
-          <w:shd w:val="clear" w:color="auto" w:fill="FFFFFF"/>
         </w:rPr>
       </w:pPr>
       <w:r>
@@ -361,14 +466,6 @@
         </w:rPr>
         <w:t>2026</w:t>
       </w:r>
-    </w:p>
-    <w:p>
-      <w:pPr>
-        <w:rPr>
-          <w:color w:val="000000" w:themeColor="text1"/>
-          <w:szCs w:val="28"/>
-        </w:rPr>
-      </w:pPr>
       <w:r>
         <w:rPr>
           <w:color w:val="000000" w:themeColor="text1"/>
@@ -380,17 +477,9 @@
     <w:p>
       <w:pPr>
         <w:pStyle w:val="1"/>
-        <w:rPr>
-          <w:b/>
-          <w:color w:val="000000" w:themeColor="text1"/>
-          <w:szCs w:val="28"/>
-        </w:rPr>
-      </w:pPr>
-      <w:bookmarkStart w:id="0" w:name="_Toc222431530"/>
+      </w:pPr>
+      <w:bookmarkStart w:id="0" w:name="_Toc222514746"/>
       <w:r>
-        <w:rPr>
-          <w:szCs w:val="28"/>
-        </w:rPr>
         <w:lastRenderedPageBreak/>
         <w:t>СОДЕРЖАНИЕ</w:t>
       </w:r>
@@ -402,6 +491,8 @@
         <w:tabs>
           <w:tab w:val="right" w:leader="dot" w:pos="9345"/>
         </w:tabs>
+        <w:spacing w:line="259" w:lineRule="auto"/>
+        <w:ind w:firstLine="0"/>
         <w:rPr>
           <w:rFonts w:asciiTheme="minorHAnsi" w:eastAsiaTheme="minorEastAsia" w:hAnsiTheme="minorHAnsi" w:cstheme="minorBidi"/>
           <w:noProof/>
@@ -431,85 +522,11 @@
         </w:rPr>
         <w:fldChar w:fldCharType="separate"/>
       </w:r>
-      <w:hyperlink w:anchor="_Toc222431530" w:history="1">
+      <w:hyperlink w:anchor="_Toc222514747" w:history="1">
         <w:r>
           <w:rPr>
             <w:rStyle w:val="aff2"/>
             <w:rFonts w:eastAsia="Arial"/>
-            <w:noProof/>
-          </w:rPr>
-          <w:t>СОДЕРЖАНИЕ</w:t>
-        </w:r>
-        <w:r>
-          <w:rPr>
-            <w:noProof/>
-            <w:webHidden/>
-          </w:rPr>
-          <w:tab/>
-        </w:r>
-        <w:r>
-          <w:rPr>
-            <w:noProof/>
-            <w:webHidden/>
-          </w:rPr>
-          <w:fldChar w:fldCharType="begin"/>
-        </w:r>
-        <w:r>
-          <w:rPr>
-            <w:noProof/>
-            <w:webHidden/>
-          </w:rPr>
-          <w:instrText xml:space="preserve"> PAGEREF _Toc222431530 \h </w:instrText>
-        </w:r>
-        <w:r>
-          <w:rPr>
-            <w:noProof/>
-            <w:webHidden/>
-          </w:rPr>
-        </w:r>
-        <w:r>
-          <w:rPr>
-            <w:noProof/>
-            <w:webHidden/>
-          </w:rPr>
-          <w:fldChar w:fldCharType="separate"/>
-        </w:r>
-        <w:r>
-          <w:rPr>
-            <w:noProof/>
-            <w:webHidden/>
-          </w:rPr>
-          <w:t>2</w:t>
-        </w:r>
-        <w:r>
-          <w:rPr>
-            <w:noProof/>
-            <w:webHidden/>
-          </w:rPr>
-          <w:fldChar w:fldCharType="end"/>
-        </w:r>
-      </w:hyperlink>
-    </w:p>
-    <w:p>
-      <w:pPr>
-        <w:pStyle w:val="12"/>
-        <w:tabs>
-          <w:tab w:val="right" w:leader="dot" w:pos="9345"/>
-        </w:tabs>
-        <w:rPr>
-          <w:rFonts w:asciiTheme="minorHAnsi" w:eastAsiaTheme="minorEastAsia" w:hAnsiTheme="minorHAnsi" w:cstheme="minorBidi"/>
-          <w:noProof/>
-          <w:kern w:val="2"/>
-          <w:sz w:val="24"/>
-          <w14:ligatures w14:val="standardContextual"/>
-        </w:rPr>
-      </w:pPr>
-      <w:hyperlink w:anchor="_Toc222431531" w:history="1">
-        <w:r>
-          <w:rPr>
-            <w:rStyle w:val="aff2"/>
-            <w:rFonts w:eastAsia="Arial"/>
-            <w:b/>
             <w:noProof/>
           </w:rPr>
           <w:t>ВВЕДЕНИЕ</w:t>
@@ -533,7 +550,7 @@
             <w:noProof/>
             <w:webHidden/>
           </w:rPr>
-          <w:instrText xml:space="preserve"> PAGEREF _Toc222431531 \h </w:instrText>
+          <w:instrText xml:space="preserve"> PAGEREF _Toc222514747 \h </w:instrText>
         </w:r>
         <w:r>
           <w:rPr>
@@ -570,6 +587,8 @@
         <w:tabs>
           <w:tab w:val="right" w:leader="dot" w:pos="9345"/>
         </w:tabs>
+        <w:spacing w:line="259" w:lineRule="auto"/>
+        <w:ind w:firstLine="0"/>
         <w:rPr>
           <w:rFonts w:asciiTheme="minorHAnsi" w:eastAsiaTheme="minorEastAsia" w:hAnsiTheme="minorHAnsi" w:cstheme="minorBidi"/>
           <w:noProof/>
@@ -578,7 +597,7 @@
           <w14:ligatures w14:val="standardContextual"/>
         </w:rPr>
       </w:pPr>
-      <w:hyperlink w:anchor="_Toc222431532" w:history="1">
+      <w:hyperlink w:anchor="_Toc222514748" w:history="1">
         <w:r>
           <w:rPr>
             <w:rStyle w:val="aff2"/>
@@ -606,7 +625,7 @@
             <w:noProof/>
             <w:webHidden/>
           </w:rPr>
-          <w:instrText xml:space="preserve"> PAGEREF _Toc222431532 \h </w:instrText>
+          <w:instrText xml:space="preserve"> PAGEREF _Toc222514748 \h </w:instrText>
         </w:r>
         <w:r>
           <w:rPr>
@@ -643,6 +662,8 @@
         <w:tabs>
           <w:tab w:val="right" w:leader="dot" w:pos="9345"/>
         </w:tabs>
+        <w:spacing w:line="259" w:lineRule="auto"/>
+        <w:ind w:firstLine="0"/>
         <w:rPr>
           <w:rFonts w:asciiTheme="minorHAnsi" w:eastAsiaTheme="minorEastAsia" w:hAnsiTheme="minorHAnsi" w:cstheme="minorBidi"/>
           <w:noProof/>
@@ -651,12 +672,11 @@
           <w14:ligatures w14:val="standardContextual"/>
         </w:rPr>
       </w:pPr>
-      <w:hyperlink w:anchor="_Toc222431533" w:history="1">
+      <w:hyperlink w:anchor="_Toc222514749" w:history="1">
         <w:r>
           <w:rPr>
             <w:rStyle w:val="aff2"/>
             <w:rFonts w:eastAsia="Arial"/>
-            <w:b/>
             <w:noProof/>
           </w:rPr>
           <w:t>ЗАКЛЮЧЕНИЕ</w:t>
@@ -680,7 +700,82 @@
             <w:noProof/>
             <w:webHidden/>
           </w:rPr>
-          <w:instrText xml:space="preserve"> PAGEREF _Toc222431533 \h </w:instrText>
+          <w:instrText xml:space="preserve"> PAGEREF _Toc222514749 \h </w:instrText>
+        </w:r>
+        <w:r>
+          <w:rPr>
+            <w:noProof/>
+            <w:webHidden/>
+          </w:rPr>
+        </w:r>
+        <w:r>
+          <w:rPr>
+            <w:noProof/>
+            <w:webHidden/>
+          </w:rPr>
+          <w:fldChar w:fldCharType="separate"/>
+        </w:r>
+        <w:r>
+          <w:rPr>
+            <w:noProof/>
+            <w:webHidden/>
+          </w:rPr>
+          <w:t>6</w:t>
+        </w:r>
+        <w:r>
+          <w:rPr>
+            <w:noProof/>
+            <w:webHidden/>
+          </w:rPr>
+          <w:fldChar w:fldCharType="end"/>
+        </w:r>
+      </w:hyperlink>
+    </w:p>
+    <w:p>
+      <w:pPr>
+        <w:pStyle w:val="12"/>
+        <w:tabs>
+          <w:tab w:val="right" w:leader="dot" w:pos="9345"/>
+        </w:tabs>
+        <w:spacing w:line="259" w:lineRule="auto"/>
+        <w:ind w:firstLine="0"/>
+        <w:rPr>
+          <w:rFonts w:asciiTheme="minorHAnsi" w:eastAsiaTheme="minorEastAsia" w:hAnsiTheme="minorHAnsi" w:cstheme="minorBidi"/>
+          <w:noProof/>
+          <w:kern w:val="2"/>
+          <w:sz w:val="24"/>
+          <w14:ligatures w14:val="standardContextual"/>
+        </w:rPr>
+      </w:pPr>
+      <w:hyperlink w:anchor="_Toc222514750" w:history="1">
+        <w:r>
+          <w:rPr>
+            <w:rStyle w:val="aff2"/>
+            <w:rFonts w:eastAsia="Arial"/>
+            <w:noProof/>
+          </w:rPr>
+          <w:t>СПИСОК ИСПОЛЬЗОВАННЫХ ИСТОЧНИКОВ</w:t>
+        </w:r>
+        <w:r>
+          <w:rPr>
+            <w:noProof/>
+            <w:webHidden/>
+          </w:rPr>
+          <w:tab/>
+        </w:r>
+        <w:r>
+          <w:rPr>
+            <w:noProof/>
+            <w:webHidden/>
+          </w:rPr>
+          <w:fldChar w:fldCharType="begin"/>
+        </w:r>
+        <w:r>
+          <w:rPr>
+            <w:noProof/>
+            <w:webHidden/>
+          </w:rPr>
+          <w:instrText xml:space="preserve"> PAGEREF _Toc222514750 \h </w:instrText>
         </w:r>
         <w:r>
           <w:rPr>
@@ -713,80 +808,6 @@
     </w:p>
     <w:p>
       <w:pPr>
-        <w:pStyle w:val="12"/>
-        <w:tabs>
-          <w:tab w:val="right" w:leader="dot" w:pos="9345"/>
-        </w:tabs>
-        <w:rPr>
-          <w:rFonts w:asciiTheme="minorHAnsi" w:eastAsiaTheme="minorEastAsia" w:hAnsiTheme="minorHAnsi" w:cstheme="minorBidi"/>
-          <w:noProof/>
-          <w:kern w:val="2"/>
-          <w:sz w:val="24"/>
-          <w14:ligatures w14:val="standardContextual"/>
-        </w:rPr>
-      </w:pPr>
-      <w:hyperlink w:anchor="_Toc222431534" w:history="1">
-        <w:r>
-          <w:rPr>
-            <w:rStyle w:val="aff2"/>
-            <w:rFonts w:eastAsia="Arial"/>
-            <w:b/>
-            <w:noProof/>
-          </w:rPr>
-          <w:t>СПИСОК ИСПОЛЬЗОВАННЫХ ИСТОЧНИКОВ</w:t>
-        </w:r>
-        <w:r>
-          <w:rPr>
-            <w:noProof/>
-            <w:webHidden/>
-          </w:rPr>
-          <w:tab/>
-        </w:r>
-        <w:r>
-          <w:rPr>
-            <w:noProof/>
-            <w:webHidden/>
-          </w:rPr>
-          <w:fldChar w:fldCharType="begin"/>
-        </w:r>
-        <w:r>
-          <w:rPr>
-            <w:noProof/>
-            <w:webHidden/>
-          </w:rPr>
-          <w:instrText xml:space="preserve"> PAGEREF _Toc222431534 \h </w:instrText>
-        </w:r>
-        <w:r>
-          <w:rPr>
-            <w:noProof/>
-            <w:webHidden/>
-          </w:rPr>
-        </w:r>
-        <w:r>
-          <w:rPr>
-            <w:noProof/>
-            <w:webHidden/>
-          </w:rPr>
-          <w:fldChar w:fldCharType="separate"/>
-        </w:r>
-        <w:r>
-          <w:rPr>
-            <w:noProof/>
-            <w:webHidden/>
-          </w:rPr>
-          <w:t>8</w:t>
-        </w:r>
-        <w:r>
-          <w:rPr>
-            <w:noProof/>
-            <w:webHidden/>
-          </w:rPr>
-          <w:fldChar w:fldCharType="end"/>
-        </w:r>
-      </w:hyperlink>
-    </w:p>
-    <w:p>
-      <w:pPr>
         <w:spacing w:line="240" w:lineRule="auto"/>
         <w:rPr>
           <w:color w:val="000000" w:themeColor="text1"/>
@@ -811,29 +832,14 @@
     <w:p>
       <w:pPr>
         <w:pStyle w:val="1"/>
-        <w:rPr>
-          <w:b/>
-          <w:color w:val="000000" w:themeColor="text1"/>
-          <w:szCs w:val="28"/>
-        </w:rPr>
-      </w:pPr>
-      <w:bookmarkStart w:id="1" w:name="_Toc222431531"/>
+      </w:pPr>
+      <w:bookmarkStart w:id="1" w:name="_Toc222514747"/>
       <w:r>
-        <w:rPr>
-          <w:b/>
-          <w:color w:val="000000" w:themeColor="text1"/>
-          <w:szCs w:val="28"/>
-        </w:rPr>
         <w:lastRenderedPageBreak/>
         <w:t>ВВЕДЕНИЕ</w:t>
       </w:r>
       <w:bookmarkEnd w:id="1"/>
       <w:r>
-        <w:rPr>
-          <w:b/>
-          <w:color w:val="000000" w:themeColor="text1"/>
-          <w:szCs w:val="28"/>
-        </w:rPr>
         <w:t xml:space="preserve"> </w:t>
       </w:r>
     </w:p>
@@ -1111,16 +1117,10 @@
     <w:p>
       <w:pPr>
         <w:pStyle w:val="1"/>
-        <w:rPr>
-          <w:szCs w:val="28"/>
-        </w:rPr>
       </w:pPr>
       <w:bookmarkStart w:id="2" w:name="_Toc166246139"/>
-      <w:bookmarkStart w:id="3" w:name="_Toc222431532"/>
+      <w:bookmarkStart w:id="3" w:name="_Toc222514748"/>
       <w:r>
-        <w:rPr>
-          <w:szCs w:val="28"/>
-        </w:rPr>
         <w:lastRenderedPageBreak/>
         <w:t>ВЫПОЛНЕНИЕ ЛАБОРАТОРНОЙ РАБОТЫ</w:t>
       </w:r>
@@ -1132,8 +1132,16 @@
         <w:pStyle w:val="aff0"/>
         <w:numPr>
           <w:ilvl w:val="0"/>
-          <w:numId w:val="9"/>
+          <w:numId w:val="13"/>
         </w:numPr>
+        <w:ind w:left="0" w:firstLine="709"/>
+      </w:pPr>
+      <w:r>
+        <w:t>Описание отсчетного прибора</w:t>
+      </w:r>
+    </w:p>
+    <w:p>
+      <w:pPr>
         <w:rPr>
           <w:szCs w:val="28"/>
         </w:rPr>
@@ -1726,8 +1734,9 @@
         <w:pStyle w:val="aff0"/>
         <w:numPr>
           <w:ilvl w:val="0"/>
-          <w:numId w:val="9"/>
+          <w:numId w:val="13"/>
         </w:numPr>
+        <w:ind w:left="0" w:firstLine="709"/>
         <w:rPr>
           <w:szCs w:val="28"/>
         </w:rPr>
@@ -1749,13 +1758,22 @@
         <w:rPr>
           <w:szCs w:val="28"/>
         </w:rPr>
-        <w:t xml:space="preserve">Диапазон измерений </w:t>
+        <w:t>Диапазон измерений</w:t>
+      </w:r>
+      <w:r>
+        <w:rPr>
+          <w:szCs w:val="28"/>
+        </w:rPr>
+        <w:t>:</w:t>
       </w:r>
     </w:p>
     <w:p>
       <w:pPr>
+        <w:jc w:val="center"/>
         <w:rPr>
+          <w:i/>
           <w:szCs w:val="28"/>
+          <w:lang w:val="en-US"/>
         </w:rPr>
       </w:pPr>
       <m:oMathPara>
@@ -1837,7 +1855,15 @@
               <w:rFonts w:ascii="Cambria Math" w:hAnsi="Cambria Math"/>
               <w:szCs w:val="28"/>
             </w:rPr>
-            <m:t>=1000 – 0 = 1000</m:t>
+            <m:t xml:space="preserve">=1000 – 0 = 1000 </m:t>
+          </m:r>
+          <m:r>
+            <w:rPr>
+              <w:rFonts w:ascii="Cambria Math" w:hAnsi="Cambria Math"/>
+              <w:szCs w:val="28"/>
+              <w:lang w:val="en-US"/>
+            </w:rPr>
+            <m:t>мА</m:t>
           </m:r>
         </m:oMath>
       </m:oMathPara>
@@ -1854,11 +1880,19 @@
         </w:rPr>
         <w:t>Предел измерения</w:t>
       </w:r>
+      <w:r>
+        <w:rPr>
+          <w:szCs w:val="28"/>
+        </w:rPr>
+        <w:t>:</w:t>
+      </w:r>
     </w:p>
     <w:p>
       <w:pPr>
         <w:rPr>
+          <w:i/>
           <w:szCs w:val="28"/>
+          <w:lang w:val="en-US"/>
         </w:rPr>
       </w:pPr>
       <m:oMathPara>
@@ -1897,7 +1931,7 @@
               <w:rFonts w:ascii="Cambria Math" w:hAnsi="Cambria Math"/>
               <w:szCs w:val="28"/>
             </w:rPr>
-            <m:t xml:space="preserve">  = 1000</m:t>
+            <m:t>=1000 мА</m:t>
           </m:r>
         </m:oMath>
       </m:oMathPara>
@@ -1906,6 +1940,7 @@
       <w:pPr>
         <w:rPr>
           <w:szCs w:val="28"/>
+          <w:lang w:val="en-US"/>
         </w:rPr>
       </w:pPr>
       <w:r>
@@ -1913,6 +1948,13 @@
           <w:szCs w:val="28"/>
         </w:rPr>
         <w:t>Цена деления</w:t>
+      </w:r>
+      <w:r>
+        <w:rPr>
+          <w:szCs w:val="28"/>
+          <w:lang w:val="en-US"/>
+        </w:rPr>
+        <w:t>:</w:t>
       </w:r>
     </w:p>
     <w:p>
@@ -1928,7 +1970,7 @@
               <w:rFonts w:ascii="Cambria Math" w:hAnsi="Cambria Math"/>
               <w:szCs w:val="28"/>
             </w:rPr>
-            <m:t>Ц.д. =</m:t>
+            <m:t>c =</m:t>
           </m:r>
           <m:f>
             <m:fPr>
@@ -1964,7 +2006,7 @@
               <w:rFonts w:ascii="Cambria Math" w:hAnsi="Cambria Math"/>
               <w:szCs w:val="28"/>
             </w:rPr>
-            <m:t>=100</m:t>
+            <m:t>=100 мА</m:t>
           </m:r>
         </m:oMath>
       </m:oMathPara>
@@ -1981,10 +2023,17 @@
         </w:rPr>
         <w:t>Чувствительность</w:t>
       </w:r>
+      <w:r>
+        <w:rPr>
+          <w:szCs w:val="28"/>
+        </w:rPr>
+        <w:t>:</w:t>
+      </w:r>
     </w:p>
     <w:p>
       <w:pPr>
         <w:rPr>
+          <w:i/>
           <w:szCs w:val="28"/>
         </w:rPr>
       </w:pPr>
@@ -2090,8 +2139,48 @@
               <w:rFonts w:ascii="Cambria Math" w:hAnsi="Cambria Math"/>
               <w:szCs w:val="28"/>
             </w:rPr>
-            <m:t>=0,05</m:t>
+            <m:t xml:space="preserve">=0,05 </m:t>
           </m:r>
+          <m:f>
+            <m:fPr>
+              <m:type m:val="skw"/>
+              <m:ctrlPr>
+                <w:rPr>
+                  <w:rFonts w:ascii="Cambria Math" w:hAnsi="Cambria Math"/>
+                  <w:i/>
+                  <w:szCs w:val="28"/>
+                  <w:lang w:val="en-US"/>
+                </w:rPr>
+              </m:ctrlPr>
+            </m:fPr>
+            <m:num>
+              <m:r>
+                <w:rPr>
+                  <w:rFonts w:ascii="Cambria Math" w:hAnsi="Cambria Math"/>
+                  <w:szCs w:val="28"/>
+                  <w:lang w:val="en-US"/>
+                </w:rPr>
+                <m:t>м</m:t>
+              </m:r>
+              <m:r>
+                <w:rPr>
+                  <w:rFonts w:ascii="Cambria Math" w:hAnsi="Cambria Math"/>
+                  <w:szCs w:val="28"/>
+                </w:rPr>
+                <m:t>м</m:t>
+              </m:r>
+            </m:num>
+            <m:den>
+              <m:r>
+                <w:rPr>
+                  <w:rFonts w:ascii="Cambria Math" w:hAnsi="Cambria Math"/>
+                  <w:szCs w:val="28"/>
+                  <w:lang w:val="en-US"/>
+                </w:rPr>
+                <m:t>мА</m:t>
+              </m:r>
+            </m:den>
+          </m:f>
         </m:oMath>
       </m:oMathPara>
     </w:p>
@@ -2100,8 +2189,9 @@
         <w:pStyle w:val="aff0"/>
         <w:numPr>
           <w:ilvl w:val="0"/>
-          <w:numId w:val="9"/>
+          <w:numId w:val="13"/>
         </w:numPr>
+        <w:ind w:left="0" w:firstLine="709"/>
         <w:rPr>
           <w:szCs w:val="28"/>
         </w:rPr>
@@ -2110,12 +2200,17 @@
         <w:rPr>
           <w:szCs w:val="28"/>
         </w:rPr>
-        <w:t>Вид и значение класса точности прибора</w:t>
+        <w:t>Тип</w:t>
+      </w:r>
+      <w:r>
+        <w:rPr>
+          <w:szCs w:val="28"/>
+        </w:rPr>
+        <w:t xml:space="preserve"> и значение класса точности прибора</w:t>
       </w:r>
     </w:p>
     <w:p>
       <w:pPr>
-        <w:spacing w:after="120"/>
         <w:rPr>
           <w:szCs w:val="28"/>
         </w:rPr>
@@ -2125,44 +2220,11 @@
           <w:color w:val="000000"/>
           <w:szCs w:val="28"/>
         </w:rPr>
-        <w:t xml:space="preserve">По обозначению на шкале прибора видно, что видом погрешности является </w:t>
-      </w:r>
-      <w:r>
-        <w:rPr>
-          <w:b/>
-          <w:bCs/>
-          <w:color w:val="000000"/>
-          <w:szCs w:val="28"/>
-        </w:rPr>
-        <w:t>относительная основная погрешность</w:t>
-      </w:r>
-      <w:r>
-        <w:rPr>
-          <w:color w:val="000000"/>
-          <w:szCs w:val="28"/>
-        </w:rPr>
-        <w:t xml:space="preserve">, а класс точности равен </w:t>
-      </w:r>
-      <w:r>
-        <w:rPr>
-          <w:b/>
-          <w:bCs/>
-          <w:color w:val="000000"/>
-          <w:szCs w:val="28"/>
-        </w:rPr>
-        <w:t>4/1,0</w:t>
-      </w:r>
-      <w:r>
-        <w:rPr>
-          <w:color w:val="000000"/>
-          <w:szCs w:val="28"/>
-        </w:rPr>
-        <w:t>.</w:t>
+        <w:t>По обозначению на шкале прибора видно, что видом погрешности является относительная основная погрешность, а класс точности равен 4/1,0.</w:t>
       </w:r>
     </w:p>
     <w:p>
       <w:pPr>
-        <w:spacing w:after="120"/>
         <w:rPr>
           <w:szCs w:val="28"/>
         </w:rPr>
@@ -2237,36 +2299,38 @@
     </w:p>
     <w:p>
       <w:pPr>
-        <w:spacing w:after="120"/>
+        <w:pStyle w:val="aff0"/>
+        <w:numPr>
+          <w:ilvl w:val="0"/>
+          <w:numId w:val="13"/>
+        </w:numPr>
+        <w:ind w:left="0" w:firstLine="709"/>
         <w:rPr>
           <w:szCs w:val="28"/>
         </w:rPr>
       </w:pPr>
       <w:r>
         <w:rPr>
-          <w:color w:val="000000"/>
           <w:szCs w:val="28"/>
         </w:rPr>
+        <w:t>Основная относительная погрешность</w:t>
+      </w:r>
+    </w:p>
+    <w:p>
+      <w:r>
         <w:t>Согласно формуле</w:t>
       </w:r>
       <w:r>
-        <w:rPr>
-          <w:color w:val="000000"/>
-          <w:szCs w:val="28"/>
-        </w:rPr>
         <w:t xml:space="preserve"> </w:t>
       </w:r>
       <w:r>
-        <w:rPr>
-          <w:color w:val="000000"/>
-          <w:szCs w:val="28"/>
-        </w:rPr>
         <w:t>методических указаний предел допускаемой основной относительной погрешности определяется выражением:</w:t>
       </w:r>
     </w:p>
     <w:p>
       <w:pPr>
         <w:pStyle w:val="BlockMath"/>
+        <w:spacing w:before="0" w:after="0"/>
         <w:rPr>
           <w:sz w:val="28"/>
           <w:szCs w:val="28"/>
@@ -2401,149 +2465,7 @@
               <w:sz w:val="28"/>
               <w:szCs w:val="28"/>
             </w:rPr>
-            <m:t>%</m:t>
-          </m:r>
-        </m:oMath>
-      </m:oMathPara>
-    </w:p>
-    <w:p>
-      <w:pPr>
-        <w:spacing w:after="120"/>
-        <w:rPr>
-          <w:color w:val="000000"/>
-          <w:szCs w:val="28"/>
-        </w:rPr>
-      </w:pPr>
-      <w:r>
-        <w:rPr>
-          <w:color w:val="000000"/>
-          <w:szCs w:val="28"/>
-        </w:rPr>
-        <w:t xml:space="preserve">где: </w:t>
-      </w:r>
-      <m:oMath>
-        <m:sSub>
-          <m:sSubPr>
-            <m:ctrlPr>
-              <w:rPr>
-                <w:rFonts w:ascii="Cambria Math" w:hAnsi="Cambria Math"/>
-                <w:szCs w:val="28"/>
-              </w:rPr>
-            </m:ctrlPr>
-          </m:sSubPr>
-          <m:e>
-            <m:r>
-              <w:rPr>
-                <w:rFonts w:ascii="Cambria Math" w:hAnsi="Cambria Math"/>
-                <w:szCs w:val="28"/>
-              </w:rPr>
-              <m:t>x</m:t>
-            </m:r>
-          </m:e>
-          <m:sub>
-            <m:r>
-              <w:rPr>
-                <w:rFonts w:ascii="Cambria Math" w:hAnsi="Cambria Math"/>
-                <w:szCs w:val="28"/>
-              </w:rPr>
-              <m:t>k</m:t>
-            </m:r>
-          </m:sub>
-        </m:sSub>
-        <m:r>
-          <w:rPr>
-            <w:rFonts w:ascii="Cambria Math" w:hAnsi="Cambria Math"/>
-            <w:szCs w:val="28"/>
-          </w:rPr>
-          <m:t>=1000мА</m:t>
-        </m:r>
-      </m:oMath>
-      <w:r>
-        <w:rPr>
-          <w:color w:val="000000"/>
-          <w:szCs w:val="28"/>
-        </w:rPr>
-        <w:t>-</w:t>
-      </w:r>
-      <w:r>
-        <w:rPr>
-          <w:color w:val="000000"/>
-          <w:szCs w:val="28"/>
-        </w:rPr>
-        <w:t xml:space="preserve"> предел измерения</w:t>
-      </w:r>
-      <w:r>
-        <w:rPr>
-          <w:color w:val="000000"/>
-          <w:szCs w:val="28"/>
-        </w:rPr>
-        <w:t>,</w:t>
-      </w:r>
-      <w:r>
-        <w:rPr>
-          <w:color w:val="000000"/>
-          <w:szCs w:val="28"/>
-        </w:rPr>
-        <w:t xml:space="preserve"> </w:t>
-      </w:r>
-      <m:oMath>
-        <m:r>
-          <w:rPr>
-            <w:rFonts w:ascii="Cambria Math" w:hAnsi="Cambria Math"/>
-            <w:color w:val="000000"/>
-            <w:szCs w:val="28"/>
-          </w:rPr>
-          <m:t>x=900мА</m:t>
-        </m:r>
-      </m:oMath>
-      <w:r>
-        <w:rPr>
-          <w:color w:val="000000"/>
-          <w:szCs w:val="28"/>
-        </w:rPr>
-        <w:t>-измеренное значение.</w:t>
-      </w:r>
-    </w:p>
-    <w:p>
-      <w:pPr>
-        <w:spacing w:after="120"/>
-        <w:rPr>
-          <w:szCs w:val="28"/>
-        </w:rPr>
-      </w:pPr>
-      <w:r>
-        <w:rPr>
-          <w:szCs w:val="28"/>
-        </w:rPr>
-        <w:t>Выполним расчёт:</w:t>
-      </w:r>
-    </w:p>
-    <w:p>
-      <w:pPr>
-        <w:pStyle w:val="BlockMath"/>
-        <w:rPr>
-          <w:sz w:val="28"/>
-          <w:szCs w:val="28"/>
-        </w:rPr>
-      </w:pPr>
-      <m:oMathPara>
-        <m:oMath>
-          <m:r>
-            <m:rPr>
-              <m:sty m:val="p"/>
-            </m:rPr>
-            <w:rPr>
-              <w:sz w:val="28"/>
-              <w:szCs w:val="28"/>
-            </w:rPr>
-            <m:t xml:space="preserve"> </m:t>
-          </m:r>
-          <m:r>
-            <w:rPr>
-              <w:sz w:val="28"/>
-              <w:szCs w:val="28"/>
-            </w:rPr>
-            <m:t>( 4+1 (</m:t>
+            <m:t>%=(4+1(</m:t>
           </m:r>
           <m:f>
             <m:fPr>
@@ -2579,7 +2501,7 @@
               <w:sz w:val="28"/>
               <w:szCs w:val="28"/>
             </w:rPr>
-            <m:t xml:space="preserve"> -1))%=±4,11%</m:t>
+            <m:t>-1))%=±4,11%</m:t>
           </m:r>
         </m:oMath>
       </m:oMathPara>
@@ -2600,8 +2522,10 @@
     <w:p>
       <w:pPr>
         <w:pStyle w:val="BlockMath"/>
+        <w:spacing w:before="0" w:after="0"/>
+        <w:ind w:firstLine="709"/>
         <w:rPr>
-          <w:sz w:val="28"/>
+          <w:i/>
           <w:szCs w:val="28"/>
         </w:rPr>
       </w:pPr>
@@ -2640,7 +2564,7 @@
               <w:sz w:val="28"/>
               <w:szCs w:val="28"/>
             </w:rPr>
-            <m:t xml:space="preserve"> = </m:t>
+            <m:t>=</m:t>
           </m:r>
           <m:f>
             <m:fPr>
@@ -2696,52 +2620,10 @@
               <w:sz w:val="28"/>
               <w:szCs w:val="28"/>
             </w:rPr>
-            <m:t xml:space="preserve"> · x</m:t>
+            <m:t>·x</m:t>
           </m:r>
-        </m:oMath>
-      </m:oMathPara>
-    </w:p>
-    <w:p>
-      <w:pPr>
-        <w:rPr>
-          <w:i/>
-          <w:szCs w:val="28"/>
-        </w:rPr>
-      </w:pPr>
-      <m:oMathPara>
-        <m:oMath>
-          <m:sSub>
-            <m:sSubPr>
-              <m:ctrlPr>
-                <w:rPr>
-                  <w:rFonts w:ascii="Cambria Math" w:hAnsi="Cambria Math"/>
-                  <w:i/>
-                  <w:szCs w:val="28"/>
-                </w:rPr>
-              </m:ctrlPr>
-            </m:sSubPr>
-            <m:e>
-              <m:r>
-                <w:rPr>
-                  <w:rFonts w:ascii="Cambria Math" w:hAnsi="Cambria Math"/>
-                  <w:szCs w:val="28"/>
-                </w:rPr>
-                <m:t>Δ</m:t>
-              </m:r>
-            </m:e>
-            <m:sub>
-              <m:r>
-                <w:rPr>
-                  <w:rFonts w:ascii="Cambria Math" w:hAnsi="Cambria Math"/>
-                  <w:szCs w:val="28"/>
-                </w:rPr>
-                <m:t>осн</m:t>
-              </m:r>
-            </m:sub>
-          </m:sSub>
           <m:r>
             <w:rPr>
-              <w:rFonts w:ascii="Cambria Math" w:hAnsi="Cambria Math"/>
               <w:szCs w:val="28"/>
             </w:rPr>
             <m:t>=</m:t>
@@ -2750,7 +2632,6 @@
             <m:fPr>
               <m:ctrlPr>
                 <w:rPr>
-                  <w:rFonts w:ascii="Cambria Math" w:hAnsi="Cambria Math"/>
                   <w:i/>
                   <w:szCs w:val="28"/>
                 </w:rPr>
@@ -2759,14 +2640,12 @@
             <m:num>
               <m:r>
                 <w:rPr>
-                  <w:rFonts w:ascii="Cambria Math" w:hAnsi="Cambria Math"/>
                   <w:szCs w:val="28"/>
                 </w:rPr>
                 <m:t>4</m:t>
               </m:r>
               <m:r>
                 <w:rPr>
-                  <w:rFonts w:ascii="Cambria Math" w:hAnsi="Cambria Math"/>
                   <w:szCs w:val="28"/>
                   <w:lang w:val="en-US"/>
                 </w:rPr>
@@ -2776,7 +2655,6 @@
             <m:den>
               <m:r>
                 <w:rPr>
-                  <w:rFonts w:ascii="Cambria Math" w:hAnsi="Cambria Math"/>
                   <w:szCs w:val="28"/>
                 </w:rPr>
                 <m:t>100</m:t>
@@ -2785,7 +2663,6 @@
           </m:f>
           <m:r>
             <w:rPr>
-              <w:rFonts w:ascii="Cambria Math" w:hAnsi="Cambria Math"/>
               <w:szCs w:val="28"/>
               <w:lang w:val="en-US"/>
             </w:rPr>
@@ -2793,7 +2670,6 @@
           </m:r>
           <m:r>
             <w:rPr>
-              <w:rFonts w:ascii="Cambria Math" w:hAnsi="Cambria Math"/>
               <w:szCs w:val="28"/>
             </w:rPr>
             <m:t>мА</m:t>
@@ -2803,53 +2679,35 @@
     </w:p>
     <w:p>
       <w:pPr>
+        <w:pStyle w:val="aff0"/>
+        <w:numPr>
+          <w:ilvl w:val="0"/>
+          <w:numId w:val="13"/>
+        </w:numPr>
+        <w:ind w:left="0" w:firstLine="720"/>
         <w:rPr>
           <w:szCs w:val="28"/>
+          <w:lang w:val="en-US"/>
         </w:rPr>
       </w:pPr>
       <w:r>
         <w:rPr>
           <w:szCs w:val="28"/>
         </w:rPr>
-        <w:t>Следовательно, при нормальных условиях эксплуатации результат измерения</w:t>
+        <w:t>Суммарная относительная погрешность</w:t>
       </w:r>
     </w:p>
     <w:p>
       <w:pPr>
         <w:rPr>
-          <w:szCs w:val="28"/>
-          <w:lang w:val="en-US"/>
-        </w:rPr>
-      </w:pPr>
-      <m:oMathPara>
-        <m:oMath>
-          <m:r>
-            <w:rPr>
-              <w:rFonts w:ascii="Cambria Math" w:hAnsi="Cambria Math"/>
-              <w:szCs w:val="28"/>
-            </w:rPr>
-            <m:t>x=900±36,99 мА</m:t>
-          </m:r>
-        </m:oMath>
-      </m:oMathPara>
-    </w:p>
-    <w:p>
-      <w:pPr>
-        <w:rPr>
-          <w:szCs w:val="28"/>
+          <w:rFonts w:eastAsiaTheme="minorEastAsia"/>
         </w:rPr>
       </w:pPr>
       <w:r>
         <w:rPr>
-          <w:szCs w:val="28"/>
+          <w:rFonts w:eastAsiaTheme="minorEastAsia"/>
         </w:rPr>
-        <w:t>С</w:t>
-      </w:r>
-      <w:r>
-        <w:rPr>
-          <w:szCs w:val="28"/>
-        </w:rPr>
-        <w:t>уммарная относительная погрешность</w:t>
+        <w:t>Суммарная относительная погрешность измеряется по следующей формуле:</w:t>
       </w:r>
     </w:p>
     <w:p>
@@ -3036,49 +2894,6 @@
               </m:nary>
             </m:e>
           </m:rad>
-        </m:oMath>
-      </m:oMathPara>
-    </w:p>
-    <w:p>
-      <w:pPr>
-        <w:rPr>
-          <w:szCs w:val="28"/>
-        </w:rPr>
-      </w:pPr>
-      <m:oMathPara>
-        <m:oMath>
-          <m:sSub>
-            <m:sSubPr>
-              <m:ctrlPr>
-                <w:rPr>
-                  <w:rFonts w:ascii="Cambria Math" w:hAnsi="Cambria Math"/>
-                  <w:i/>
-                  <w:szCs w:val="28"/>
-                  <w:lang w:val="en-US"/>
-                </w:rPr>
-              </m:ctrlPr>
-            </m:sSubPr>
-            <m:e>
-              <m:r>
-                <w:rPr>
-                  <w:rFonts w:ascii="Cambria Math" w:hAnsi="Cambria Math"/>
-                  <w:szCs w:val="28"/>
-                  <w:lang w:val="en-US"/>
-                </w:rPr>
-                <m:t>δ</m:t>
-              </m:r>
-            </m:e>
-            <m:sub>
-              <m:r>
-                <w:rPr>
-                  <w:rFonts w:ascii="Cambria Math" w:hAnsi="Cambria Math"/>
-                  <w:szCs w:val="28"/>
-                  <w:lang w:val="en-US"/>
-                </w:rPr>
-                <m:t>Σ</m:t>
-              </m:r>
-            </m:sub>
-          </m:sSub>
           <m:r>
             <w:rPr>
               <w:rFonts w:ascii="Cambria Math" w:hAnsi="Cambria Math"/>
@@ -3190,6 +3005,7 @@
         <w:rPr>
           <w:color w:val="000000" w:themeColor="text1"/>
           <w:szCs w:val="28"/>
+          <w:lang w:val="en-US"/>
         </w:rPr>
       </w:pPr>
       <w:r>
@@ -3197,14 +3013,15 @@
           <w:color w:val="000000" w:themeColor="text1"/>
           <w:szCs w:val="28"/>
         </w:rPr>
-        <w:t xml:space="preserve">Суммарная абсолютная погрешность </w:t>
+        <w:t>Суммарная абсолютная погрешность</w:t>
       </w:r>
       <w:r>
         <w:rPr>
           <w:color w:val="000000" w:themeColor="text1"/>
           <w:szCs w:val="28"/>
+          <w:lang w:val="en-US"/>
         </w:rPr>
-        <w:t>\</w:t>
+        <w:t>:</w:t>
       </w:r>
     </w:p>
     <w:p>
@@ -3301,6 +3118,12 @@
     </w:p>
     <w:p>
       <w:pPr>
+        <w:pStyle w:val="aff0"/>
+        <w:numPr>
+          <w:ilvl w:val="0"/>
+          <w:numId w:val="13"/>
+        </w:numPr>
+        <w:ind w:left="0" w:firstLine="709"/>
         <w:rPr>
           <w:color w:val="000000" w:themeColor="text1"/>
           <w:szCs w:val="28"/>
@@ -3311,65 +3134,94 @@
           <w:color w:val="000000" w:themeColor="text1"/>
           <w:szCs w:val="28"/>
         </w:rPr>
-        <w:lastRenderedPageBreak/>
-        <w:t xml:space="preserve">Следовательно, при </w:t>
+        <w:t>Значение измеренного параметра с погрешностью</w:t>
+      </w:r>
+    </w:p>
+    <w:p>
+      <w:pPr>
+        <w:rPr>
+          <w:color w:val="000000" w:themeColor="text1"/>
+          <w:szCs w:val="28"/>
+        </w:rPr>
+      </w:pPr>
+      <m:oMath>
+        <m:r>
+          <w:rPr>
+            <w:rFonts w:ascii="Cambria Math" w:hAnsi="Cambria Math"/>
+            <w:color w:val="000000" w:themeColor="text1"/>
+            <w:szCs w:val="28"/>
+          </w:rPr>
+          <m:t>x=900±36,99 мА</m:t>
+        </m:r>
+      </m:oMath>
+      <w:r>
+        <w:rPr>
+          <w:color w:val="000000" w:themeColor="text1"/>
+          <w:szCs w:val="28"/>
+        </w:rPr>
+        <w:t xml:space="preserve"> – значение измеренной величины с указанием абсолютной погрешности для нормальных условий эксплуатации.</w:t>
+      </w:r>
+    </w:p>
+    <w:p>
+      <w:pPr>
+        <w:rPr>
+          <w:color w:val="000000" w:themeColor="text1"/>
+          <w:szCs w:val="28"/>
+        </w:rPr>
+      </w:pPr>
+      <m:oMath>
+        <m:r>
+          <w:rPr>
+            <w:rFonts w:ascii="Cambria Math" w:hAnsi="Cambria Math"/>
+            <w:color w:val="000000" w:themeColor="text1"/>
+            <w:szCs w:val="28"/>
+          </w:rPr>
+          <m:t>x=900±59,49 мА</m:t>
+        </m:r>
+      </m:oMath>
+      <w:r>
+        <w:rPr>
+          <w:color w:val="000000" w:themeColor="text1"/>
+          <w:szCs w:val="28"/>
+        </w:rPr>
+        <w:t xml:space="preserve"> </w:t>
       </w:r>
       <w:r>
         <w:rPr>
           <w:color w:val="000000" w:themeColor="text1"/>
           <w:szCs w:val="28"/>
         </w:rPr>
-        <w:t xml:space="preserve">отклонении от </w:t>
+        <w:t>– значение измеренной величины с</w:t>
       </w:r>
       <w:r>
         <w:rPr>
           <w:color w:val="000000" w:themeColor="text1"/>
           <w:szCs w:val="28"/>
         </w:rPr>
-        <w:t xml:space="preserve">нормальных </w:t>
+        <w:t xml:space="preserve"> </w:t>
       </w:r>
       <w:r>
         <w:rPr>
           <w:color w:val="000000" w:themeColor="text1"/>
           <w:szCs w:val="28"/>
         </w:rPr>
-        <w:t>условий</w:t>
+        <w:t>указанием абсолютной погрешности для условий эксплуатации отличных от нормальных.</w:t>
       </w:r>
+    </w:p>
+    <w:p>
+      <w:pPr>
+        <w:rPr>
+          <w:color w:val="000000" w:themeColor="text1"/>
+          <w:szCs w:val="28"/>
+        </w:rPr>
+      </w:pPr>
       <w:r>
         <w:rPr>
           <w:color w:val="000000" w:themeColor="text1"/>
           <w:szCs w:val="28"/>
         </w:rPr>
-        <w:t xml:space="preserve"> эксплуатации результат измерения</w:t>
+        <w:t>При отклонении условий эксплуатации суммарная абсолютная погрешность увеличилась с 36,99 мА до 59,49 мА, что составляет увеличение на 22,5 мА или примерно на 61%. Следовательно, влияние внешних факторов существенно снижает точность измерения.</w:t>
       </w:r>
-    </w:p>
-    <w:p>
-      <w:pPr>
-        <w:rPr>
-          <w:color w:val="000000" w:themeColor="text1"/>
-          <w:szCs w:val="28"/>
-        </w:rPr>
-      </w:pPr>
-      <m:oMathPara>
-        <m:oMath>
-          <m:r>
-            <w:rPr>
-              <w:rFonts w:ascii="Cambria Math" w:hAnsi="Cambria Math"/>
-              <w:color w:val="000000" w:themeColor="text1"/>
-              <w:szCs w:val="28"/>
-            </w:rPr>
-            <m:t>x=900±59,49 мА</m:t>
-          </m:r>
-        </m:oMath>
-      </m:oMathPara>
-    </w:p>
-    <w:p>
-      <w:pPr>
-        <w:rPr>
-          <w:color w:val="000000" w:themeColor="text1"/>
-          <w:szCs w:val="28"/>
-        </w:rPr>
-      </w:pPr>
       <w:r>
         <w:rPr>
           <w:color w:val="000000" w:themeColor="text1"/>
@@ -3381,19 +3233,9 @@
     <w:p>
       <w:pPr>
         <w:pStyle w:val="1"/>
-        <w:rPr>
-          <w:b/>
-          <w:color w:val="000000" w:themeColor="text1"/>
-          <w:szCs w:val="28"/>
-        </w:rPr>
-      </w:pPr>
-      <w:bookmarkStart w:id="4" w:name="_Toc222431533"/>
+      </w:pPr>
+      <w:bookmarkStart w:id="4" w:name="_Toc222514749"/>
       <w:r>
-        <w:rPr>
-          <w:b/>
-          <w:color w:val="000000" w:themeColor="text1"/>
-          <w:szCs w:val="28"/>
-        </w:rPr>
         <w:lastRenderedPageBreak/>
         <w:t>ЗАКЛЮЧЕНИЕ</w:t>
       </w:r>
@@ -3409,7 +3251,7 @@
         <w:rPr>
           <w:szCs w:val="28"/>
         </w:rPr>
-        <w:t>В ходе выполнения лабораторной работы были рассчитаны метрологические характеристики заданных отсчетных устройств включая различные погрешности. Поставленная цель и задачи были выполнены.</w:t>
+        <w:t>В ходе выполнения лабораторной работы были определены основные метрологические характеристики амперметра: диапазон и предел измерений, цена деления шкалы, чувствительность, а также класс точности прибора. Были рассчитаны основная относительная и абсолютная погрешности в нормальных условиях эксплуатации, а также суммарные погрешности при отклонении температуры и давления от нормальных значений. Проведён сравнительный анализ показал, что влияние внешних факторов приводит к заметному увеличению погрешности измерений и снижению точности прибора. Поставленная цель лабораторной работы достигнута, все задачи выполнены в полном объёме.</w:t>
       </w:r>
       <w:r>
         <w:rPr>
@@ -3421,19 +3263,9 @@
     <w:p>
       <w:pPr>
         <w:pStyle w:val="1"/>
-        <w:rPr>
-          <w:b/>
-          <w:color w:val="000000" w:themeColor="text1"/>
-          <w:szCs w:val="28"/>
-        </w:rPr>
-      </w:pPr>
-      <w:bookmarkStart w:id="5" w:name="_Toc222431534"/>
+      </w:pPr>
+      <w:bookmarkStart w:id="5" w:name="_Toc222514750"/>
       <w:r>
-        <w:rPr>
-          <w:b/>
-          <w:color w:val="000000" w:themeColor="text1"/>
-          <w:szCs w:val="28"/>
-        </w:rPr>
         <w:lastRenderedPageBreak/>
         <w:t>СПИСОК ИСПОЛЬЗОВАННЫХ ИСТОЧНИКОВ</w:t>
       </w:r>
@@ -4220,6 +4052,92 @@
     </w:lvl>
   </w:abstractNum>
   <w:abstractNum w:abstractNumId="7" w15:restartNumberingAfterBreak="0">
+    <w:nsid w:val="56BF16E8"/>
+    <w:multiLevelType w:val="hybridMultilevel"/>
+    <w:tmpl w:val="84CE30BE"/>
+    <w:lvl w:ilvl="0" w:tplc="0419000F">
+      <w:start w:val="1"/>
+      <w:numFmt w:val="decimal"/>
+      <w:lvlText w:val="%1."/>
+      <w:lvlJc w:val="left"/>
+      <w:pPr>
+        <w:ind w:left="1429" w:hanging="360"/>
+      </w:pPr>
+    </w:lvl>
+    <w:lvl w:ilvl="1" w:tplc="04190019" w:tentative="1">
+      <w:start w:val="1"/>
+      <w:numFmt w:val="lowerLetter"/>
+      <w:lvlText w:val="%2."/>
+      <w:lvlJc w:val="left"/>
+      <w:pPr>
+        <w:ind w:left="2149" w:hanging="360"/>
+      </w:pPr>
+    </w:lvl>
+    <w:lvl w:ilvl="2" w:tplc="0419001B" w:tentative="1">
+      <w:start w:val="1"/>
+      <w:numFmt w:val="lowerRoman"/>
+      <w:lvlText w:val="%3."/>
+      <w:lvlJc w:val="right"/>
+      <w:pPr>
+        <w:ind w:left="2869" w:hanging="180"/>
+      </w:pPr>
+    </w:lvl>
+    <w:lvl w:ilvl="3" w:tplc="0419000F" w:tentative="1">
+      <w:start w:val="1"/>
+      <w:numFmt w:val="decimal"/>
+      <w:lvlText w:val="%4."/>
+      <w:lvlJc w:val="left"/>
+      <w:pPr>
+        <w:ind w:left="3589" w:hanging="360"/>
+      </w:pPr>
+    </w:lvl>
+    <w:lvl w:ilvl="4" w:tplc="04190019" w:tentative="1">
+      <w:start w:val="1"/>
+      <w:numFmt w:val="lowerLetter"/>
+      <w:lvlText w:val="%5."/>
+      <w:lvlJc w:val="left"/>
+      <w:pPr>
+        <w:ind w:left="4309" w:hanging="360"/>
+      </w:pPr>
+    </w:lvl>
+    <w:lvl w:ilvl="5" w:tplc="0419001B" w:tentative="1">
+      <w:start w:val="1"/>
+      <w:numFmt w:val="lowerRoman"/>
+      <w:lvlText w:val="%6."/>
+      <w:lvlJc w:val="right"/>
+      <w:pPr>
+        <w:ind w:left="5029" w:hanging="180"/>
+      </w:pPr>
+    </w:lvl>
+    <w:lvl w:ilvl="6" w:tplc="0419000F" w:tentative="1">
+      <w:start w:val="1"/>
+      <w:numFmt w:val="decimal"/>
+      <w:lvlText w:val="%7."/>
+      <w:lvlJc w:val="left"/>
+      <w:pPr>
+        <w:ind w:left="5749" w:hanging="360"/>
+      </w:pPr>
+    </w:lvl>
+    <w:lvl w:ilvl="7" w:tplc="04190019" w:tentative="1">
+      <w:start w:val="1"/>
+      <w:numFmt w:val="lowerLetter"/>
+      <w:lvlText w:val="%8."/>
+      <w:lvlJc w:val="left"/>
+      <w:pPr>
+        <w:ind w:left="6469" w:hanging="360"/>
+      </w:pPr>
+    </w:lvl>
+    <w:lvl w:ilvl="8" w:tplc="0419001B" w:tentative="1">
+      <w:start w:val="1"/>
+      <w:numFmt w:val="lowerRoman"/>
+      <w:lvlText w:val="%9."/>
+      <w:lvlJc w:val="right"/>
+      <w:pPr>
+        <w:ind w:left="7189" w:hanging="180"/>
+      </w:pPr>
+    </w:lvl>
+  </w:abstractNum>
+  <w:abstractNum w:abstractNumId="8" w15:restartNumberingAfterBreak="0">
     <w:nsid w:val="5E3F5A18"/>
     <w:multiLevelType w:val="hybridMultilevel"/>
     <w:tmpl w:val="04F2333A"/>
@@ -4305,7 +4223,7 @@
       </w:pPr>
     </w:lvl>
   </w:abstractNum>
-  <w:abstractNum w:abstractNumId="8" w15:restartNumberingAfterBreak="0">
+  <w:abstractNum w:abstractNumId="9" w15:restartNumberingAfterBreak="0">
     <w:nsid w:val="615762DF"/>
     <w:multiLevelType w:val="multilevel"/>
     <w:tmpl w:val="396AF470"/>
@@ -4391,7 +4309,7 @@
       </w:pPr>
     </w:lvl>
   </w:abstractNum>
-  <w:abstractNum w:abstractNumId="9" w15:restartNumberingAfterBreak="0">
+  <w:abstractNum w:abstractNumId="10" w15:restartNumberingAfterBreak="0">
     <w:nsid w:val="669E7CD1"/>
     <w:multiLevelType w:val="hybridMultilevel"/>
     <w:tmpl w:val="F2E85650"/>
@@ -4480,7 +4398,7 @@
       </w:pPr>
     </w:lvl>
   </w:abstractNum>
-  <w:abstractNum w:abstractNumId="10" w15:restartNumberingAfterBreak="0">
+  <w:abstractNum w:abstractNumId="11" w15:restartNumberingAfterBreak="0">
     <w:nsid w:val="6C3A36D0"/>
     <w:multiLevelType w:val="hybridMultilevel"/>
     <w:tmpl w:val="4DDED29E"/>
@@ -4566,7 +4484,7 @@
       </w:pPr>
     </w:lvl>
   </w:abstractNum>
-  <w:abstractNum w:abstractNumId="11" w15:restartNumberingAfterBreak="0">
+  <w:abstractNum w:abstractNumId="12" w15:restartNumberingAfterBreak="0">
     <w:nsid w:val="72E516DD"/>
     <w:multiLevelType w:val="hybridMultilevel"/>
     <w:tmpl w:val="23281BD2"/>
@@ -4665,7 +4583,7 @@
     <w:abstractNumId w:val="1"/>
   </w:num>
   <w:num w:numId="3" w16cid:durableId="1098330157">
-    <w:abstractNumId w:val="8"/>
+    <w:abstractNumId w:val="9"/>
   </w:num>
   <w:num w:numId="4" w16cid:durableId="1170175831">
     <w:abstractNumId w:val="5"/>
@@ -4674,16 +4592,16 @@
     <w:abstractNumId w:val="0"/>
   </w:num>
   <w:num w:numId="6" w16cid:durableId="1298143073">
-    <w:abstractNumId w:val="11"/>
+    <w:abstractNumId w:val="12"/>
   </w:num>
   <w:num w:numId="7" w16cid:durableId="1141269907">
-    <w:abstractNumId w:val="9"/>
+    <w:abstractNumId w:val="10"/>
   </w:num>
   <w:num w:numId="8" w16cid:durableId="96216495">
-    <w:abstractNumId w:val="7"/>
+    <w:abstractNumId w:val="8"/>
   </w:num>
   <w:num w:numId="9" w16cid:durableId="428887869">
-    <w:abstractNumId w:val="10"/>
+    <w:abstractNumId w:val="11"/>
   </w:num>
   <w:num w:numId="10" w16cid:durableId="1321035456">
     <w:abstractNumId w:val="4"/>
@@ -4693,6 +4611,9 @@
   </w:num>
   <w:num w:numId="12" w16cid:durableId="1530292606">
     <w:abstractNumId w:val="6"/>
+  </w:num>
+  <w:num w:numId="13" w16cid:durableId="731125759">
+    <w:abstractNumId w:val="7"/>
   </w:num>
 </w:numbering>
 </file>
@@ -5111,12 +5032,19 @@
     <w:link w:val="10"/>
     <w:uiPriority w:val="9"/>
     <w:qFormat/>
+    <w:rsid w:val="00BD07D8"/>
     <w:pPr>
       <w:keepNext/>
       <w:keepLines/>
+      <w:ind w:firstLine="0"/>
       <w:jc w:val="center"/>
       <w:outlineLvl w:val="0"/>
     </w:pPr>
+    <w:rPr>
+      <w:b/>
+      <w:color w:val="000000" w:themeColor="text1"/>
+      <w:szCs w:val="28"/>
+    </w:rPr>
   </w:style>
   <w:style w:type="paragraph" w:styleId="2">
     <w:name w:val="heading 2"/>
@@ -16362,11 +16290,12 @@
     <w:basedOn w:val="a0"/>
     <w:link w:val="1"/>
     <w:uiPriority w:val="9"/>
+    <w:rsid w:val="00BD07D8"/>
     <w:rPr>
-      <w:rFonts w:ascii="Arial" w:eastAsia="Arial" w:hAnsi="Arial" w:cs="Arial"/>
-      <w:color w:val="365F91" w:themeColor="accent1" w:themeShade="BF"/>
-      <w:sz w:val="40"/>
-      <w:szCs w:val="40"/>
+      <w:b/>
+      <w:color w:val="000000" w:themeColor="text1"/>
+      <w:sz w:val="28"/>
+      <w:szCs w:val="28"/>
     </w:rPr>
   </w:style>
   <w:style w:type="character" w:customStyle="1" w:styleId="20">
@@ -16946,7 +16875,6 @@
     <w:qFormat/>
     <w:pPr>
       <w:spacing w:before="240" w:line="259" w:lineRule="auto"/>
-      <w:ind w:firstLine="0"/>
       <w:jc w:val="left"/>
       <w:outlineLvl w:val="9"/>
     </w:pPr>
